--- a/Knowledge/3-Work knowledge/1-Software Engineering/2-Testing/5-My Source/1-ISTQB Foundation Level/9-Tool Support for Testing/2-Common Types of Test Automation Frameworks/6-Keyword-Driven Framework.docx
+++ b/Knowledge/3-Work knowledge/1-Software Engineering/2-Testing/5-My Source/1-ISTQB Foundation Level/9-Tool Support for Testing/2-Common Types of Test Automation Frameworks/6-Keyword-Driven Framework.docx
@@ -38,51 +38,77 @@
       </w:pPr>
       <w:r>
         <w:rPr>
-          <w:b/>
-          <w:shd w:val="clear" w:color="auto" w:fill="B7B7B7"/>
-        </w:rPr>
-        <w:t># Source</w:t>
-      </w:r>
-      <w:r>
-        <w:rPr>
-          <w:shd w:val="clear" w:color="auto" w:fill="B7B7B7"/>
-        </w:rPr>
-        <w:t xml:space="preserve">: </w:t>
-      </w:r>
-      <w:r>
-        <w:rPr>
-          <w:b/>
-          <w:shd w:val="clear" w:color="auto" w:fill="B7B7B7"/>
-        </w:rPr>
-        <w:t xml:space="preserve">Chatgpt </w:t>
-      </w:r>
-      <w:r>
-        <w:rPr>
-          <w:b/>
-          <w:sz w:val="14"/>
-          <w:szCs w:val="14"/>
-          <w:shd w:val="clear" w:color="auto" w:fill="B7B7B7"/>
-        </w:rPr>
-        <w:t>(GPT</w:t>
-      </w:r>
-      <w:r>
-        <w:rPr>
-          <w:rFonts w:ascii="Cambria Math" w:hAnsi="Cambria Math" w:cs="Cambria Math"/>
-          <w:b/>
-          <w:sz w:val="14"/>
-          <w:szCs w:val="14"/>
-          <w:shd w:val="clear" w:color="auto" w:fill="B7B7B7"/>
+          <w:rFonts w:ascii="Arial" w:eastAsia="Arial" w:hAnsi="Arial" w:cs="Arial"/>
+          <w:b/>
+          <w:color w:val="000000"/>
+          <w:sz w:val="18"/>
+          <w:highlight w:val="lightGray"/>
+        </w:rPr>
+        <w:t># Source: AI Source: Provided by: [Data Path</w:t>
+      </w:r>
+      <w:r>
+        <w:rPr>
+          <w:rFonts w:ascii="Arial" w:eastAsia="Arial" w:hAnsi="Arial" w:cs="Arial"/>
+          <w:color w:val="000000"/>
+          <w:sz w:val="18"/>
+          <w:highlight w:val="lightGray"/>
+        </w:rPr>
+        <w:t xml:space="preserve">: Persons Table -&gt; ID Column: 1, Name_En Column: Motasem Essam] -&gt; </w:t>
+      </w:r>
+      <w:r>
+        <w:rPr>
+          <w:rFonts w:ascii="Arial" w:eastAsia="Arial" w:hAnsi="Arial" w:cs="Arial"/>
+          <w:b/>
+          <w:color w:val="000000"/>
+          <w:sz w:val="18"/>
+          <w:highlight w:val="lightGray"/>
+        </w:rPr>
+        <w:t>From:</w:t>
+      </w:r>
+      <w:r>
+        <w:rPr>
+          <w:rFonts w:ascii="Arial" w:eastAsia="Arial" w:hAnsi="Arial" w:cs="Arial"/>
+          <w:color w:val="000000"/>
+          <w:sz w:val="18"/>
+          <w:highlight w:val="lightGray"/>
+        </w:rPr>
+        <w:t xml:space="preserve"> [Chatgpt (GPT</w:t>
+      </w:r>
+      <w:r>
+        <w:rPr>
+          <w:rFonts w:ascii="Arial" w:eastAsia="Arial" w:hAnsi="Arial" w:cs="Cambria Math"/>
+          <w:color w:val="000000"/>
+          <w:sz w:val="18"/>
+          <w:highlight w:val="lightGray"/>
         </w:rPr>
         <w:t>‑</w:t>
       </w:r>
       <w:r>
         <w:rPr>
-          <w:b/>
-          <w:sz w:val="14"/>
-          <w:szCs w:val="14"/>
-          <w:shd w:val="clear" w:color="auto" w:fill="B7B7B7"/>
-        </w:rPr>
-        <w:t>5 Mini) at [8/19/2025]</w:t>
+          <w:rFonts w:ascii="Arial" w:eastAsia="Arial" w:hAnsi="Arial" w:cs="Arial"/>
+          <w:color w:val="000000"/>
+          <w:sz w:val="18"/>
+          <w:highlight w:val="lightGray"/>
+        </w:rPr>
+        <w:t xml:space="preserve">5 Mini)] </w:t>
+      </w:r>
+      <w:r>
+        <w:rPr>
+          <w:rFonts w:ascii="Arial" w:eastAsia="Arial" w:hAnsi="Arial" w:cs="Arial"/>
+          <w:b/>
+          <w:color w:val="000000"/>
+          <w:sz w:val="18"/>
+          <w:highlight w:val="lightGray"/>
+        </w:rPr>
+        <w:t>on</w:t>
+      </w:r>
+      <w:r>
+        <w:rPr>
+          <w:rFonts w:ascii="Arial" w:eastAsia="Arial" w:hAnsi="Arial"/>
+          <w:sz w:val="18"/>
+          <w:highlight w:val="lightGray"/>
+        </w:rPr>
+        <w:t xml:space="preserve"> [8/19/2025]</w:t>
       </w:r>
     </w:p>
     <w:p>
@@ -200,7 +226,7 @@
     </w:p>
     <w:p>
       <w:r>
-        <w:pict w14:anchorId="4D114451">
+        <w:pict w14:anchorId="18ADA520">
           <v:rect id="_x0000_i1025" style="width:0;height:1.5pt" o:hralign="center" o:hrstd="t" o:hr="t" fillcolor="#a0a0a0" stroked="f"/>
         </w:pict>
       </w:r>
@@ -224,51 +250,77 @@
       </w:pPr>
       <w:r>
         <w:rPr>
-          <w:b/>
-          <w:shd w:val="clear" w:color="auto" w:fill="B7B7B7"/>
-        </w:rPr>
-        <w:t># Source</w:t>
-      </w:r>
-      <w:r>
-        <w:rPr>
-          <w:shd w:val="clear" w:color="auto" w:fill="B7B7B7"/>
-        </w:rPr>
-        <w:t xml:space="preserve">: </w:t>
-      </w:r>
-      <w:r>
-        <w:rPr>
-          <w:b/>
-          <w:shd w:val="clear" w:color="auto" w:fill="B7B7B7"/>
-        </w:rPr>
-        <w:t xml:space="preserve">Chatgpt </w:t>
-      </w:r>
-      <w:r>
-        <w:rPr>
-          <w:b/>
-          <w:sz w:val="14"/>
-          <w:szCs w:val="14"/>
-          <w:shd w:val="clear" w:color="auto" w:fill="B7B7B7"/>
-        </w:rPr>
-        <w:t>(GPT</w:t>
-      </w:r>
-      <w:r>
-        <w:rPr>
-          <w:rFonts w:ascii="Cambria Math" w:hAnsi="Cambria Math" w:cs="Cambria Math"/>
-          <w:b/>
-          <w:sz w:val="14"/>
-          <w:szCs w:val="14"/>
-          <w:shd w:val="clear" w:color="auto" w:fill="B7B7B7"/>
+          <w:rFonts w:ascii="Arial" w:eastAsia="Arial" w:hAnsi="Arial" w:cs="Arial"/>
+          <w:b/>
+          <w:color w:val="000000"/>
+          <w:sz w:val="18"/>
+          <w:highlight w:val="lightGray"/>
+        </w:rPr>
+        <w:t># Source: AI Source: Provided by: [Data Path</w:t>
+      </w:r>
+      <w:r>
+        <w:rPr>
+          <w:rFonts w:ascii="Arial" w:eastAsia="Arial" w:hAnsi="Arial" w:cs="Arial"/>
+          <w:color w:val="000000"/>
+          <w:sz w:val="18"/>
+          <w:highlight w:val="lightGray"/>
+        </w:rPr>
+        <w:t xml:space="preserve">: Persons Table -&gt; ID Column: 1, Name_En Column: Motasem Essam] -&gt; </w:t>
+      </w:r>
+      <w:r>
+        <w:rPr>
+          <w:rFonts w:ascii="Arial" w:eastAsia="Arial" w:hAnsi="Arial" w:cs="Arial"/>
+          <w:b/>
+          <w:color w:val="000000"/>
+          <w:sz w:val="18"/>
+          <w:highlight w:val="lightGray"/>
+        </w:rPr>
+        <w:t>From:</w:t>
+      </w:r>
+      <w:r>
+        <w:rPr>
+          <w:rFonts w:ascii="Arial" w:eastAsia="Arial" w:hAnsi="Arial" w:cs="Arial"/>
+          <w:color w:val="000000"/>
+          <w:sz w:val="18"/>
+          <w:highlight w:val="lightGray"/>
+        </w:rPr>
+        <w:t xml:space="preserve"> [Chatgpt (GPT</w:t>
+      </w:r>
+      <w:r>
+        <w:rPr>
+          <w:rFonts w:ascii="Arial" w:eastAsia="Arial" w:hAnsi="Arial" w:cs="Cambria Math"/>
+          <w:color w:val="000000"/>
+          <w:sz w:val="18"/>
+          <w:highlight w:val="lightGray"/>
         </w:rPr>
         <w:t>‑</w:t>
       </w:r>
       <w:r>
         <w:rPr>
-          <w:b/>
-          <w:sz w:val="14"/>
-          <w:szCs w:val="14"/>
-          <w:shd w:val="clear" w:color="auto" w:fill="B7B7B7"/>
-        </w:rPr>
-        <w:t>5 Mini) at [8/19/2025]</w:t>
+          <w:rFonts w:ascii="Arial" w:eastAsia="Arial" w:hAnsi="Arial" w:cs="Arial"/>
+          <w:color w:val="000000"/>
+          <w:sz w:val="18"/>
+          <w:highlight w:val="lightGray"/>
+        </w:rPr>
+        <w:t xml:space="preserve">5 Mini)] </w:t>
+      </w:r>
+      <w:r>
+        <w:rPr>
+          <w:rFonts w:ascii="Arial" w:eastAsia="Arial" w:hAnsi="Arial" w:cs="Arial"/>
+          <w:b/>
+          <w:color w:val="000000"/>
+          <w:sz w:val="18"/>
+          <w:highlight w:val="lightGray"/>
+        </w:rPr>
+        <w:t>on</w:t>
+      </w:r>
+      <w:r>
+        <w:rPr>
+          <w:rFonts w:ascii="Arial" w:eastAsia="Arial" w:hAnsi="Arial"/>
+          <w:sz w:val="18"/>
+          <w:highlight w:val="lightGray"/>
+        </w:rPr>
+        <w:t xml:space="preserve"> [8/19/2025]</w:t>
       </w:r>
     </w:p>
     <w:p>
@@ -277,7 +329,7 @@
           <w:ilvl w:val="0"/>
           <w:numId w:val="2"/>
         </w:numPr>
-        <w:spacing w:before="240"/>
+        <w:spacing w:before="240" w:after="0" w:line="276" w:lineRule="auto"/>
       </w:pPr>
       <w:r>
         <w:rPr>
@@ -305,6 +357,7 @@
           <w:ilvl w:val="1"/>
           <w:numId w:val="2"/>
         </w:numPr>
+        <w:spacing w:after="0" w:line="276" w:lineRule="auto"/>
       </w:pPr>
       <w:r>
         <w:rPr>
@@ -377,6 +430,7 @@
           <w:ilvl w:val="0"/>
           <w:numId w:val="2"/>
         </w:numPr>
+        <w:spacing w:after="0" w:line="276" w:lineRule="auto"/>
       </w:pPr>
       <w:r>
         <w:rPr>
@@ -404,6 +458,7 @@
           <w:ilvl w:val="1"/>
           <w:numId w:val="2"/>
         </w:numPr>
+        <w:spacing w:after="0" w:line="276" w:lineRule="auto"/>
         <w:rPr>
           <w:rFonts w:ascii="Roboto Mono" w:eastAsia="Roboto Mono" w:hAnsi="Roboto Mono" w:cs="Roboto Mono"/>
         </w:rPr>
@@ -427,6 +482,7 @@
           <w:ilvl w:val="0"/>
           <w:numId w:val="2"/>
         </w:numPr>
+        <w:spacing w:after="0" w:line="276" w:lineRule="auto"/>
       </w:pPr>
       <w:r>
         <w:rPr>
@@ -454,7 +510,7 @@
           <w:ilvl w:val="1"/>
           <w:numId w:val="2"/>
         </w:numPr>
-        <w:spacing w:after="240"/>
+        <w:spacing w:after="240" w:line="276" w:lineRule="auto"/>
         <w:rPr>
           <w:rFonts w:ascii="Roboto Mono" w:eastAsia="Roboto Mono" w:hAnsi="Roboto Mono" w:cs="Roboto Mono"/>
         </w:rPr>
@@ -494,14 +550,13 @@
           <w:ilvl w:val="0"/>
           <w:numId w:val="1"/>
         </w:numPr>
-        <w:spacing w:before="240"/>
-      </w:pPr>
-      <w:r>
-        <w:rPr>
-          <w:rFonts w:ascii="Roboto Mono" w:eastAsia="Roboto Mono" w:hAnsi="Roboto Mono" w:cs="Roboto Mono"/>
-          <w:b/>
-        </w:rPr>
-        <w:lastRenderedPageBreak/>
+        <w:spacing w:before="240" w:after="0" w:line="276" w:lineRule="auto"/>
+      </w:pPr>
+      <w:r>
+        <w:rPr>
+          <w:rFonts w:ascii="Roboto Mono" w:eastAsia="Roboto Mono" w:hAnsi="Roboto Mono" w:cs="Roboto Mono"/>
+          <w:b/>
+        </w:rPr>
         <w:t>UFT/QTP</w:t>
       </w:r>
       <w:r>
@@ -523,6 +578,7 @@
           <w:ilvl w:val="0"/>
           <w:numId w:val="1"/>
         </w:numPr>
+        <w:spacing w:after="0" w:line="276" w:lineRule="auto"/>
       </w:pPr>
       <w:r>
         <w:rPr>
@@ -550,7 +606,7 @@
           <w:ilvl w:val="0"/>
           <w:numId w:val="1"/>
         </w:numPr>
-        <w:spacing w:after="240"/>
+        <w:spacing w:after="240" w:line="276" w:lineRule="auto"/>
       </w:pPr>
       <w:r>
         <w:rPr>
@@ -574,7 +630,7 @@
     </w:p>
     <w:p>
       <w:r>
-        <w:pict w14:anchorId="2A76BC22">
+        <w:pict w14:anchorId="58A4744C">
           <v:rect id="_x0000_i1026" style="width:0;height:1.5pt" o:hralign="center" o:hrstd="t" o:hr="t" fillcolor="#a0a0a0" stroked="f"/>
         </w:pict>
       </w:r>
@@ -598,51 +654,77 @@
       </w:pPr>
       <w:r>
         <w:rPr>
-          <w:b/>
-          <w:shd w:val="clear" w:color="auto" w:fill="B7B7B7"/>
-        </w:rPr>
-        <w:t># Source</w:t>
-      </w:r>
-      <w:r>
-        <w:rPr>
-          <w:shd w:val="clear" w:color="auto" w:fill="B7B7B7"/>
-        </w:rPr>
-        <w:t xml:space="preserve">: </w:t>
-      </w:r>
-      <w:r>
-        <w:rPr>
-          <w:b/>
-          <w:shd w:val="clear" w:color="auto" w:fill="B7B7B7"/>
-        </w:rPr>
-        <w:t xml:space="preserve">Chatgpt </w:t>
-      </w:r>
-      <w:r>
-        <w:rPr>
-          <w:b/>
-          <w:sz w:val="14"/>
-          <w:szCs w:val="14"/>
-          <w:shd w:val="clear" w:color="auto" w:fill="B7B7B7"/>
-        </w:rPr>
-        <w:t>(GPT</w:t>
-      </w:r>
-      <w:r>
-        <w:rPr>
-          <w:rFonts w:ascii="Cambria Math" w:hAnsi="Cambria Math" w:cs="Cambria Math"/>
-          <w:b/>
-          <w:sz w:val="14"/>
-          <w:szCs w:val="14"/>
-          <w:shd w:val="clear" w:color="auto" w:fill="B7B7B7"/>
+          <w:rFonts w:ascii="Arial" w:eastAsia="Arial" w:hAnsi="Arial" w:cs="Arial"/>
+          <w:b/>
+          <w:color w:val="000000"/>
+          <w:sz w:val="18"/>
+          <w:highlight w:val="lightGray"/>
+        </w:rPr>
+        <w:t># Source: AI Source: Provided by: [Data Path</w:t>
+      </w:r>
+      <w:r>
+        <w:rPr>
+          <w:rFonts w:ascii="Arial" w:eastAsia="Arial" w:hAnsi="Arial" w:cs="Arial"/>
+          <w:color w:val="000000"/>
+          <w:sz w:val="18"/>
+          <w:highlight w:val="lightGray"/>
+        </w:rPr>
+        <w:t xml:space="preserve">: Persons Table -&gt; ID Column: 1, Name_En Column: Motasem Essam] -&gt; </w:t>
+      </w:r>
+      <w:r>
+        <w:rPr>
+          <w:rFonts w:ascii="Arial" w:eastAsia="Arial" w:hAnsi="Arial" w:cs="Arial"/>
+          <w:b/>
+          <w:color w:val="000000"/>
+          <w:sz w:val="18"/>
+          <w:highlight w:val="lightGray"/>
+        </w:rPr>
+        <w:t>From:</w:t>
+      </w:r>
+      <w:r>
+        <w:rPr>
+          <w:rFonts w:ascii="Arial" w:eastAsia="Arial" w:hAnsi="Arial" w:cs="Arial"/>
+          <w:color w:val="000000"/>
+          <w:sz w:val="18"/>
+          <w:highlight w:val="lightGray"/>
+        </w:rPr>
+        <w:t xml:space="preserve"> [Chatgpt (GPT</w:t>
+      </w:r>
+      <w:r>
+        <w:rPr>
+          <w:rFonts w:ascii="Arial" w:eastAsia="Arial" w:hAnsi="Arial" w:cs="Cambria Math"/>
+          <w:color w:val="000000"/>
+          <w:sz w:val="18"/>
+          <w:highlight w:val="lightGray"/>
         </w:rPr>
         <w:t>‑</w:t>
       </w:r>
       <w:r>
         <w:rPr>
-          <w:b/>
-          <w:sz w:val="14"/>
-          <w:szCs w:val="14"/>
-          <w:shd w:val="clear" w:color="auto" w:fill="B7B7B7"/>
-        </w:rPr>
-        <w:t>5 Mini) at [8/19/2025]</w:t>
+          <w:rFonts w:ascii="Arial" w:eastAsia="Arial" w:hAnsi="Arial" w:cs="Arial"/>
+          <w:color w:val="000000"/>
+          <w:sz w:val="18"/>
+          <w:highlight w:val="lightGray"/>
+        </w:rPr>
+        <w:t xml:space="preserve">5 Mini)] </w:t>
+      </w:r>
+      <w:r>
+        <w:rPr>
+          <w:rFonts w:ascii="Arial" w:eastAsia="Arial" w:hAnsi="Arial" w:cs="Arial"/>
+          <w:b/>
+          <w:color w:val="000000"/>
+          <w:sz w:val="18"/>
+          <w:highlight w:val="lightGray"/>
+        </w:rPr>
+        <w:t>on</w:t>
+      </w:r>
+      <w:r>
+        <w:rPr>
+          <w:rFonts w:ascii="Arial" w:eastAsia="Arial" w:hAnsi="Arial"/>
+          <w:sz w:val="18"/>
+          <w:highlight w:val="lightGray"/>
+        </w:rPr>
+        <w:t xml:space="preserve"> [8/19/2025]</w:t>
       </w:r>
     </w:p>
     <w:p>
@@ -651,7 +733,7 @@
           <w:ilvl w:val="0"/>
           <w:numId w:val="3"/>
         </w:numPr>
-        <w:spacing w:before="240"/>
+        <w:spacing w:before="240" w:after="0" w:line="276" w:lineRule="auto"/>
       </w:pPr>
       <w:r>
         <w:rPr>
@@ -679,6 +761,7 @@
           <w:ilvl w:val="0"/>
           <w:numId w:val="3"/>
         </w:numPr>
+        <w:spacing w:after="0" w:line="276" w:lineRule="auto"/>
       </w:pPr>
       <w:r>
         <w:rPr>
@@ -706,6 +789,7 @@
           <w:ilvl w:val="0"/>
           <w:numId w:val="3"/>
         </w:numPr>
+        <w:spacing w:after="0" w:line="276" w:lineRule="auto"/>
       </w:pPr>
       <w:r>
         <w:rPr>
@@ -733,7 +817,7 @@
           <w:ilvl w:val="0"/>
           <w:numId w:val="3"/>
         </w:numPr>
-        <w:spacing w:after="240"/>
+        <w:spacing w:after="240" w:line="276" w:lineRule="auto"/>
       </w:pPr>
       <w:r>
         <w:rPr>
@@ -757,7 +841,7 @@
     </w:p>
     <w:p>
       <w:r>
-        <w:pict w14:anchorId="281C1CA0">
+        <w:pict w14:anchorId="380E5FE0">
           <v:rect id="_x0000_i1027" style="width:0;height:1.5pt" o:hralign="center" o:hrstd="t" o:hr="t" fillcolor="#a0a0a0" stroked="f"/>
         </w:pict>
       </w:r>
@@ -781,51 +865,77 @@
       </w:pPr>
       <w:r>
         <w:rPr>
-          <w:b/>
-          <w:shd w:val="clear" w:color="auto" w:fill="B7B7B7"/>
-        </w:rPr>
-        <w:t># Source</w:t>
-      </w:r>
-      <w:r>
-        <w:rPr>
-          <w:shd w:val="clear" w:color="auto" w:fill="B7B7B7"/>
-        </w:rPr>
-        <w:t xml:space="preserve">: </w:t>
-      </w:r>
-      <w:r>
-        <w:rPr>
-          <w:b/>
-          <w:shd w:val="clear" w:color="auto" w:fill="B7B7B7"/>
-        </w:rPr>
-        <w:t xml:space="preserve">Chatgpt </w:t>
-      </w:r>
-      <w:r>
-        <w:rPr>
-          <w:b/>
-          <w:sz w:val="14"/>
-          <w:szCs w:val="14"/>
-          <w:shd w:val="clear" w:color="auto" w:fill="B7B7B7"/>
-        </w:rPr>
-        <w:t>(GPT</w:t>
-      </w:r>
-      <w:r>
-        <w:rPr>
-          <w:rFonts w:ascii="Cambria Math" w:hAnsi="Cambria Math" w:cs="Cambria Math"/>
-          <w:b/>
-          <w:sz w:val="14"/>
-          <w:szCs w:val="14"/>
-          <w:shd w:val="clear" w:color="auto" w:fill="B7B7B7"/>
+          <w:rFonts w:ascii="Arial" w:eastAsia="Arial" w:hAnsi="Arial" w:cs="Arial"/>
+          <w:b/>
+          <w:color w:val="000000"/>
+          <w:sz w:val="18"/>
+          <w:highlight w:val="lightGray"/>
+        </w:rPr>
+        <w:t># Source: AI Source: Provided by: [Data Path</w:t>
+      </w:r>
+      <w:r>
+        <w:rPr>
+          <w:rFonts w:ascii="Arial" w:eastAsia="Arial" w:hAnsi="Arial" w:cs="Arial"/>
+          <w:color w:val="000000"/>
+          <w:sz w:val="18"/>
+          <w:highlight w:val="lightGray"/>
+        </w:rPr>
+        <w:t xml:space="preserve">: Persons Table -&gt; ID Column: 1, Name_En Column: Motasem Essam] -&gt; </w:t>
+      </w:r>
+      <w:r>
+        <w:rPr>
+          <w:rFonts w:ascii="Arial" w:eastAsia="Arial" w:hAnsi="Arial" w:cs="Arial"/>
+          <w:b/>
+          <w:color w:val="000000"/>
+          <w:sz w:val="18"/>
+          <w:highlight w:val="lightGray"/>
+        </w:rPr>
+        <w:t>From:</w:t>
+      </w:r>
+      <w:r>
+        <w:rPr>
+          <w:rFonts w:ascii="Arial" w:eastAsia="Arial" w:hAnsi="Arial" w:cs="Arial"/>
+          <w:color w:val="000000"/>
+          <w:sz w:val="18"/>
+          <w:highlight w:val="lightGray"/>
+        </w:rPr>
+        <w:t xml:space="preserve"> [Chatgpt (GPT</w:t>
+      </w:r>
+      <w:r>
+        <w:rPr>
+          <w:rFonts w:ascii="Arial" w:eastAsia="Arial" w:hAnsi="Arial" w:cs="Cambria Math"/>
+          <w:color w:val="000000"/>
+          <w:sz w:val="18"/>
+          <w:highlight w:val="lightGray"/>
         </w:rPr>
         <w:t>‑</w:t>
       </w:r>
       <w:r>
         <w:rPr>
-          <w:b/>
-          <w:sz w:val="14"/>
-          <w:szCs w:val="14"/>
-          <w:shd w:val="clear" w:color="auto" w:fill="B7B7B7"/>
-        </w:rPr>
-        <w:t>5 Mini) at [8/19/2025]</w:t>
+          <w:rFonts w:ascii="Arial" w:eastAsia="Arial" w:hAnsi="Arial" w:cs="Arial"/>
+          <w:color w:val="000000"/>
+          <w:sz w:val="18"/>
+          <w:highlight w:val="lightGray"/>
+        </w:rPr>
+        <w:t xml:space="preserve">5 Mini)] </w:t>
+      </w:r>
+      <w:r>
+        <w:rPr>
+          <w:rFonts w:ascii="Arial" w:eastAsia="Arial" w:hAnsi="Arial" w:cs="Arial"/>
+          <w:b/>
+          <w:color w:val="000000"/>
+          <w:sz w:val="18"/>
+          <w:highlight w:val="lightGray"/>
+        </w:rPr>
+        <w:t>on</w:t>
+      </w:r>
+      <w:r>
+        <w:rPr>
+          <w:rFonts w:ascii="Arial" w:eastAsia="Arial" w:hAnsi="Arial"/>
+          <w:sz w:val="18"/>
+          <w:highlight w:val="lightGray"/>
+        </w:rPr>
+        <w:t xml:space="preserve"> [8/19/2025]</w:t>
       </w:r>
     </w:p>
     <w:p>
@@ -834,7 +944,7 @@
           <w:ilvl w:val="0"/>
           <w:numId w:val="4"/>
         </w:numPr>
-        <w:spacing w:before="240"/>
+        <w:spacing w:before="240" w:after="0" w:line="276" w:lineRule="auto"/>
         <w:rPr>
           <w:rFonts w:ascii="Roboto Mono" w:eastAsia="Roboto Mono" w:hAnsi="Roboto Mono" w:cs="Roboto Mono"/>
         </w:rPr>
@@ -860,6 +970,7 @@
           <w:ilvl w:val="1"/>
           <w:numId w:val="4"/>
         </w:numPr>
+        <w:spacing w:after="0" w:line="276" w:lineRule="auto"/>
         <w:rPr>
           <w:rFonts w:ascii="Roboto Mono" w:eastAsia="Roboto Mono" w:hAnsi="Roboto Mono" w:cs="Roboto Mono"/>
         </w:rPr>
@@ -883,6 +994,7 @@
           <w:ilvl w:val="0"/>
           <w:numId w:val="4"/>
         </w:numPr>
+        <w:spacing w:after="0" w:line="276" w:lineRule="auto"/>
         <w:rPr>
           <w:rFonts w:ascii="Roboto Mono" w:eastAsia="Roboto Mono" w:hAnsi="Roboto Mono" w:cs="Roboto Mono"/>
         </w:rPr>
@@ -908,6 +1020,7 @@
           <w:ilvl w:val="1"/>
           <w:numId w:val="4"/>
         </w:numPr>
+        <w:spacing w:after="0" w:line="276" w:lineRule="auto"/>
         <w:rPr>
           <w:rFonts w:ascii="Roboto Mono" w:eastAsia="Roboto Mono" w:hAnsi="Roboto Mono" w:cs="Roboto Mono"/>
         </w:rPr>
@@ -931,16 +1044,16 @@
           <w:ilvl w:val="0"/>
           <w:numId w:val="4"/>
         </w:numPr>
-        <w:rPr>
-          <w:rFonts w:ascii="Roboto Mono" w:eastAsia="Roboto Mono" w:hAnsi="Roboto Mono" w:cs="Roboto Mono"/>
-        </w:rPr>
-      </w:pPr>
-      <w:r>
-        <w:rPr>
-          <w:rFonts w:ascii="Roboto Mono" w:eastAsia="Roboto Mono" w:hAnsi="Roboto Mono" w:cs="Roboto Mono"/>
-          <w:b/>
-        </w:rPr>
-        <w:lastRenderedPageBreak/>
+        <w:spacing w:after="0" w:line="276" w:lineRule="auto"/>
+        <w:rPr>
+          <w:rFonts w:ascii="Roboto Mono" w:eastAsia="Roboto Mono" w:hAnsi="Roboto Mono" w:cs="Roboto Mono"/>
+        </w:rPr>
+      </w:pPr>
+      <w:r>
+        <w:rPr>
+          <w:rFonts w:ascii="Roboto Mono" w:eastAsia="Roboto Mono" w:hAnsi="Roboto Mono" w:cs="Roboto Mono"/>
+          <w:b/>
+        </w:rPr>
         <w:t>Maintenance friendly</w:t>
       </w:r>
       <w:r>
@@ -957,6 +1070,7 @@
           <w:ilvl w:val="1"/>
           <w:numId w:val="4"/>
         </w:numPr>
+        <w:spacing w:after="0" w:line="276" w:lineRule="auto"/>
         <w:rPr>
           <w:rFonts w:ascii="Roboto Mono" w:eastAsia="Roboto Mono" w:hAnsi="Roboto Mono" w:cs="Roboto Mono"/>
         </w:rPr>
@@ -980,6 +1094,7 @@
           <w:ilvl w:val="0"/>
           <w:numId w:val="4"/>
         </w:numPr>
+        <w:spacing w:after="0" w:line="276" w:lineRule="auto"/>
         <w:rPr>
           <w:rFonts w:ascii="Roboto Mono" w:eastAsia="Roboto Mono" w:hAnsi="Roboto Mono" w:cs="Roboto Mono"/>
         </w:rPr>
@@ -1005,7 +1120,7 @@
           <w:ilvl w:val="1"/>
           <w:numId w:val="4"/>
         </w:numPr>
-        <w:spacing w:after="240"/>
+        <w:spacing w:after="240" w:line="276" w:lineRule="auto"/>
         <w:rPr>
           <w:rFonts w:ascii="Roboto Mono" w:eastAsia="Roboto Mono" w:hAnsi="Roboto Mono" w:cs="Roboto Mono"/>
         </w:rPr>
@@ -1025,7 +1140,7 @@
     </w:p>
     <w:p>
       <w:r>
-        <w:pict w14:anchorId="5982E969">
+        <w:pict w14:anchorId="1A80ED2B">
           <v:rect id="_x0000_i1028" style="width:0;height:1.5pt" o:hralign="center" o:hrstd="t" o:hr="t" fillcolor="#a0a0a0" stroked="f"/>
         </w:pict>
       </w:r>
@@ -1049,51 +1164,77 @@
       </w:pPr>
       <w:r>
         <w:rPr>
-          <w:b/>
-          <w:shd w:val="clear" w:color="auto" w:fill="B7B7B7"/>
-        </w:rPr>
-        <w:t># Source</w:t>
-      </w:r>
-      <w:r>
-        <w:rPr>
-          <w:shd w:val="clear" w:color="auto" w:fill="B7B7B7"/>
-        </w:rPr>
-        <w:t xml:space="preserve">: </w:t>
-      </w:r>
-      <w:r>
-        <w:rPr>
-          <w:b/>
-          <w:shd w:val="clear" w:color="auto" w:fill="B7B7B7"/>
-        </w:rPr>
-        <w:t xml:space="preserve">Chatgpt </w:t>
-      </w:r>
-      <w:r>
-        <w:rPr>
-          <w:b/>
-          <w:sz w:val="14"/>
-          <w:szCs w:val="14"/>
-          <w:shd w:val="clear" w:color="auto" w:fill="B7B7B7"/>
-        </w:rPr>
-        <w:t>(GPT</w:t>
-      </w:r>
-      <w:r>
-        <w:rPr>
-          <w:rFonts w:ascii="Cambria Math" w:hAnsi="Cambria Math" w:cs="Cambria Math"/>
-          <w:b/>
-          <w:sz w:val="14"/>
-          <w:szCs w:val="14"/>
-          <w:shd w:val="clear" w:color="auto" w:fill="B7B7B7"/>
+          <w:rFonts w:ascii="Arial" w:eastAsia="Arial" w:hAnsi="Arial" w:cs="Arial"/>
+          <w:b/>
+          <w:color w:val="000000"/>
+          <w:sz w:val="18"/>
+          <w:highlight w:val="lightGray"/>
+        </w:rPr>
+        <w:t># Source: AI Source: Provided by: [Data Path</w:t>
+      </w:r>
+      <w:r>
+        <w:rPr>
+          <w:rFonts w:ascii="Arial" w:eastAsia="Arial" w:hAnsi="Arial" w:cs="Arial"/>
+          <w:color w:val="000000"/>
+          <w:sz w:val="18"/>
+          <w:highlight w:val="lightGray"/>
+        </w:rPr>
+        <w:t xml:space="preserve">: Persons Table -&gt; ID Column: 1, Name_En Column: Motasem Essam] -&gt; </w:t>
+      </w:r>
+      <w:r>
+        <w:rPr>
+          <w:rFonts w:ascii="Arial" w:eastAsia="Arial" w:hAnsi="Arial" w:cs="Arial"/>
+          <w:b/>
+          <w:color w:val="000000"/>
+          <w:sz w:val="18"/>
+          <w:highlight w:val="lightGray"/>
+        </w:rPr>
+        <w:t>From:</w:t>
+      </w:r>
+      <w:r>
+        <w:rPr>
+          <w:rFonts w:ascii="Arial" w:eastAsia="Arial" w:hAnsi="Arial" w:cs="Arial"/>
+          <w:color w:val="000000"/>
+          <w:sz w:val="18"/>
+          <w:highlight w:val="lightGray"/>
+        </w:rPr>
+        <w:t xml:space="preserve"> [Chatgpt (GPT</w:t>
+      </w:r>
+      <w:r>
+        <w:rPr>
+          <w:rFonts w:ascii="Arial" w:eastAsia="Arial" w:hAnsi="Arial" w:cs="Cambria Math"/>
+          <w:color w:val="000000"/>
+          <w:sz w:val="18"/>
+          <w:highlight w:val="lightGray"/>
         </w:rPr>
         <w:t>‑</w:t>
       </w:r>
       <w:r>
         <w:rPr>
-          <w:b/>
-          <w:sz w:val="14"/>
-          <w:szCs w:val="14"/>
-          <w:shd w:val="clear" w:color="auto" w:fill="B7B7B7"/>
-        </w:rPr>
-        <w:t>5 Mini) at [8/19/2025]</w:t>
+          <w:rFonts w:ascii="Arial" w:eastAsia="Arial" w:hAnsi="Arial" w:cs="Arial"/>
+          <w:color w:val="000000"/>
+          <w:sz w:val="18"/>
+          <w:highlight w:val="lightGray"/>
+        </w:rPr>
+        <w:t xml:space="preserve">5 Mini)] </w:t>
+      </w:r>
+      <w:r>
+        <w:rPr>
+          <w:rFonts w:ascii="Arial" w:eastAsia="Arial" w:hAnsi="Arial" w:cs="Arial"/>
+          <w:b/>
+          <w:color w:val="000000"/>
+          <w:sz w:val="18"/>
+          <w:highlight w:val="lightGray"/>
+        </w:rPr>
+        <w:t>on</w:t>
+      </w:r>
+      <w:r>
+        <w:rPr>
+          <w:rFonts w:ascii="Arial" w:eastAsia="Arial" w:hAnsi="Arial"/>
+          <w:sz w:val="18"/>
+          <w:highlight w:val="lightGray"/>
+        </w:rPr>
+        <w:t xml:space="preserve"> [8/19/2025]</w:t>
       </w:r>
     </w:p>
     <w:p>
@@ -1102,7 +1243,7 @@
           <w:ilvl w:val="0"/>
           <w:numId w:val="5"/>
         </w:numPr>
-        <w:spacing w:before="240"/>
+        <w:spacing w:before="240" w:after="0" w:line="276" w:lineRule="auto"/>
         <w:rPr>
           <w:rFonts w:ascii="Roboto Mono" w:eastAsia="Roboto Mono" w:hAnsi="Roboto Mono" w:cs="Roboto Mono"/>
         </w:rPr>
@@ -1128,6 +1269,7 @@
           <w:ilvl w:val="1"/>
           <w:numId w:val="5"/>
         </w:numPr>
+        <w:spacing w:after="0" w:line="276" w:lineRule="auto"/>
         <w:rPr>
           <w:rFonts w:ascii="Roboto Mono" w:eastAsia="Roboto Mono" w:hAnsi="Roboto Mono" w:cs="Roboto Mono"/>
         </w:rPr>
@@ -1151,6 +1293,7 @@
           <w:ilvl w:val="0"/>
           <w:numId w:val="5"/>
         </w:numPr>
+        <w:spacing w:after="0" w:line="276" w:lineRule="auto"/>
         <w:rPr>
           <w:rFonts w:ascii="Roboto Mono" w:eastAsia="Roboto Mono" w:hAnsi="Roboto Mono" w:cs="Roboto Mono"/>
         </w:rPr>
@@ -1176,6 +1319,7 @@
           <w:ilvl w:val="1"/>
           <w:numId w:val="5"/>
         </w:numPr>
+        <w:spacing w:after="0" w:line="276" w:lineRule="auto"/>
         <w:rPr>
           <w:rFonts w:ascii="Roboto Mono" w:eastAsia="Roboto Mono" w:hAnsi="Roboto Mono" w:cs="Roboto Mono"/>
         </w:rPr>
@@ -1199,6 +1343,7 @@
           <w:ilvl w:val="0"/>
           <w:numId w:val="5"/>
         </w:numPr>
+        <w:spacing w:after="0" w:line="276" w:lineRule="auto"/>
         <w:rPr>
           <w:rFonts w:ascii="Roboto Mono" w:eastAsia="Roboto Mono" w:hAnsi="Roboto Mono" w:cs="Roboto Mono"/>
         </w:rPr>
@@ -1224,6 +1369,7 @@
           <w:ilvl w:val="1"/>
           <w:numId w:val="5"/>
         </w:numPr>
+        <w:spacing w:after="0" w:line="276" w:lineRule="auto"/>
         <w:rPr>
           <w:rFonts w:ascii="Roboto Mono" w:eastAsia="Roboto Mono" w:hAnsi="Roboto Mono" w:cs="Roboto Mono"/>
         </w:rPr>
@@ -1247,6 +1393,7 @@
           <w:ilvl w:val="0"/>
           <w:numId w:val="5"/>
         </w:numPr>
+        <w:spacing w:after="0" w:line="276" w:lineRule="auto"/>
         <w:rPr>
           <w:rFonts w:ascii="Roboto Mono" w:eastAsia="Roboto Mono" w:hAnsi="Roboto Mono" w:cs="Roboto Mono"/>
         </w:rPr>
@@ -1272,7 +1419,7 @@
           <w:ilvl w:val="1"/>
           <w:numId w:val="5"/>
         </w:numPr>
-        <w:spacing w:after="240"/>
+        <w:spacing w:after="240" w:line="276" w:lineRule="auto"/>
         <w:rPr>
           <w:rFonts w:ascii="Roboto Mono" w:eastAsia="Roboto Mono" w:hAnsi="Roboto Mono" w:cs="Roboto Mono"/>
         </w:rPr>
@@ -1292,7 +1439,7 @@
     </w:p>
     <w:p>
       <w:r>
-        <w:pict w14:anchorId="0E413F55">
+        <w:pict w14:anchorId="5F174776">
           <v:rect id="_x0000_i1029" style="width:0;height:1.5pt" o:hralign="center" o:hrstd="t" o:hr="t" fillcolor="#a0a0a0" stroked="f"/>
         </w:pict>
       </w:r>
@@ -1367,14 +1514,7 @@
         <w:rPr>
           <w:rFonts w:ascii="Roboto Mono" w:eastAsia="Roboto Mono" w:hAnsi="Roboto Mono" w:cs="Roboto Mono"/>
         </w:rPr>
-        <w:t xml:space="preserve"> using </w:t>
-      </w:r>
-      <w:r>
-        <w:rPr>
-          <w:rFonts w:ascii="Roboto Mono" w:eastAsia="Roboto Mono" w:hAnsi="Roboto Mono" w:cs="Roboto Mono"/>
-        </w:rPr>
-        <w:lastRenderedPageBreak/>
-        <w:t xml:space="preserve">predefined keywords. It emphasizes </w:t>
+        <w:t xml:space="preserve"> using predefined keywords. It emphasizes </w:t>
       </w:r>
       <w:r>
         <w:rPr>
@@ -1392,18 +1532,19 @@
     </w:p>
     <w:p>
       <w:r>
-        <w:pict w14:anchorId="78275FB7">
+        <w:pict w14:anchorId="1B1D6697">
           <v:rect id="_x0000_i1030" style="width:0;height:1.5pt" o:hralign="center" o:hrstd="t" o:hr="t" fillcolor="#a0a0a0" stroked="f"/>
         </w:pict>
       </w:r>
     </w:p>
+    <w:p/>
     <w:p/>
     <w:p/>
     <w:sectPr>
       <w:pgSz w:w="12240" w:h="15840"/>
       <w:pgMar w:top="1440" w:right="1440" w:bottom="1440" w:left="1440" w:header="720" w:footer="720" w:gutter="0"/>
-      <w:pgNumType w:start="1"/>
       <w:cols w:space="720"/>
+      <w:docGrid w:linePitch="360"/>
     </w:sectPr>
   </w:body>
 </w:document>
@@ -2394,18 +2535,6 @@
   <w:style w:type="paragraph" w:default="1" w:styleId="Normal">
     <w:name w:val="Normal"/>
     <w:qFormat/>
-    <w:rsid w:val="000A26C6"/>
-    <w:pPr>
-      <w:spacing w:after="0" w:line="276" w:lineRule="auto"/>
-    </w:pPr>
-    <w:rPr>
-      <w:rFonts w:ascii="Arial" w:eastAsia="Arial" w:hAnsi="Arial" w:cs="Arial"/>
-      <w:kern w:val="0"/>
-      <w:sz w:val="22"/>
-      <w:szCs w:val="22"/>
-      <w:lang w:val="en"/>
-      <w14:ligatures w14:val="none"/>
-    </w:rPr>
   </w:style>
   <w:style w:type="paragraph" w:styleId="Heading1">
     <w:name w:val="heading 1"/>
@@ -2414,7 +2543,7 @@
     <w:link w:val="Heading1Char"/>
     <w:uiPriority w:val="9"/>
     <w:qFormat/>
-    <w:rsid w:val="009D6D74"/>
+    <w:rsid w:val="00531CF7"/>
     <w:pPr>
       <w:keepNext/>
       <w:keepLines/>
@@ -2436,7 +2565,7 @@
     <w:uiPriority w:val="9"/>
     <w:unhideWhenUsed/>
     <w:qFormat/>
-    <w:rsid w:val="009D6D74"/>
+    <w:rsid w:val="00531CF7"/>
     <w:pPr>
       <w:keepNext/>
       <w:keepLines/>
@@ -2459,7 +2588,7 @@
     <w:semiHidden/>
     <w:unhideWhenUsed/>
     <w:qFormat/>
-    <w:rsid w:val="009D6D74"/>
+    <w:rsid w:val="00531CF7"/>
     <w:pPr>
       <w:keepNext/>
       <w:keepLines/>
@@ -2482,7 +2611,7 @@
     <w:semiHidden/>
     <w:unhideWhenUsed/>
     <w:qFormat/>
-    <w:rsid w:val="009D6D74"/>
+    <w:rsid w:val="00531CF7"/>
     <w:pPr>
       <w:keepNext/>
       <w:keepLines/>
@@ -2505,7 +2634,7 @@
     <w:semiHidden/>
     <w:unhideWhenUsed/>
     <w:qFormat/>
-    <w:rsid w:val="009D6D74"/>
+    <w:rsid w:val="00531CF7"/>
     <w:pPr>
       <w:keepNext/>
       <w:keepLines/>
@@ -2526,11 +2655,11 @@
     <w:semiHidden/>
     <w:unhideWhenUsed/>
     <w:qFormat/>
-    <w:rsid w:val="009D6D74"/>
+    <w:rsid w:val="00531CF7"/>
     <w:pPr>
       <w:keepNext/>
       <w:keepLines/>
-      <w:spacing w:before="40"/>
+      <w:spacing w:before="40" w:after="0"/>
       <w:outlineLvl w:val="5"/>
     </w:pPr>
     <w:rPr>
@@ -2549,11 +2678,11 @@
     <w:semiHidden/>
     <w:unhideWhenUsed/>
     <w:qFormat/>
-    <w:rsid w:val="009D6D74"/>
+    <w:rsid w:val="00531CF7"/>
     <w:pPr>
       <w:keepNext/>
       <w:keepLines/>
-      <w:spacing w:before="40"/>
+      <w:spacing w:before="40" w:after="0"/>
       <w:outlineLvl w:val="6"/>
     </w:pPr>
     <w:rPr>
@@ -2570,10 +2699,11 @@
     <w:semiHidden/>
     <w:unhideWhenUsed/>
     <w:qFormat/>
-    <w:rsid w:val="009D6D74"/>
+    <w:rsid w:val="00531CF7"/>
     <w:pPr>
       <w:keepNext/>
       <w:keepLines/>
+      <w:spacing w:after="0"/>
       <w:outlineLvl w:val="7"/>
     </w:pPr>
     <w:rPr>
@@ -2592,10 +2722,11 @@
     <w:semiHidden/>
     <w:unhideWhenUsed/>
     <w:qFormat/>
-    <w:rsid w:val="009D6D74"/>
+    <w:rsid w:val="00531CF7"/>
     <w:pPr>
       <w:keepNext/>
       <w:keepLines/>
+      <w:spacing w:after="0"/>
       <w:outlineLvl w:val="8"/>
     </w:pPr>
     <w:rPr>
@@ -2635,7 +2766,7 @@
     <w:basedOn w:val="DefaultParagraphFont"/>
     <w:link w:val="Heading1"/>
     <w:uiPriority w:val="9"/>
-    <w:rsid w:val="009D6D74"/>
+    <w:rsid w:val="00531CF7"/>
     <w:rPr>
       <w:rFonts w:asciiTheme="majorHAnsi" w:eastAsiaTheme="majorEastAsia" w:hAnsiTheme="majorHAnsi" w:cstheme="majorBidi"/>
       <w:color w:val="2F5496" w:themeColor="accent1" w:themeShade="BF"/>
@@ -2648,7 +2779,7 @@
     <w:basedOn w:val="DefaultParagraphFont"/>
     <w:link w:val="Heading2"/>
     <w:uiPriority w:val="9"/>
-    <w:rsid w:val="009D6D74"/>
+    <w:rsid w:val="00531CF7"/>
     <w:rPr>
       <w:rFonts w:asciiTheme="majorHAnsi" w:eastAsiaTheme="majorEastAsia" w:hAnsiTheme="majorHAnsi" w:cstheme="majorBidi"/>
       <w:color w:val="2F5496" w:themeColor="accent1" w:themeShade="BF"/>
@@ -2662,7 +2793,7 @@
     <w:link w:val="Heading3"/>
     <w:uiPriority w:val="9"/>
     <w:semiHidden/>
-    <w:rsid w:val="009D6D74"/>
+    <w:rsid w:val="00531CF7"/>
     <w:rPr>
       <w:rFonts w:eastAsiaTheme="majorEastAsia" w:cstheme="majorBidi"/>
       <w:color w:val="2F5496" w:themeColor="accent1" w:themeShade="BF"/>
@@ -2676,7 +2807,7 @@
     <w:link w:val="Heading4"/>
     <w:uiPriority w:val="9"/>
     <w:semiHidden/>
-    <w:rsid w:val="009D6D74"/>
+    <w:rsid w:val="00531CF7"/>
     <w:rPr>
       <w:rFonts w:eastAsiaTheme="majorEastAsia" w:cstheme="majorBidi"/>
       <w:i/>
@@ -2690,7 +2821,7 @@
     <w:link w:val="Heading5"/>
     <w:uiPriority w:val="9"/>
     <w:semiHidden/>
-    <w:rsid w:val="009D6D74"/>
+    <w:rsid w:val="00531CF7"/>
     <w:rPr>
       <w:rFonts w:eastAsiaTheme="majorEastAsia" w:cstheme="majorBidi"/>
       <w:color w:val="2F5496" w:themeColor="accent1" w:themeShade="BF"/>
@@ -2702,7 +2833,7 @@
     <w:link w:val="Heading6"/>
     <w:uiPriority w:val="9"/>
     <w:semiHidden/>
-    <w:rsid w:val="009D6D74"/>
+    <w:rsid w:val="00531CF7"/>
     <w:rPr>
       <w:rFonts w:eastAsiaTheme="majorEastAsia" w:cstheme="majorBidi"/>
       <w:i/>
@@ -2716,7 +2847,7 @@
     <w:link w:val="Heading7"/>
     <w:uiPriority w:val="9"/>
     <w:semiHidden/>
-    <w:rsid w:val="009D6D74"/>
+    <w:rsid w:val="00531CF7"/>
     <w:rPr>
       <w:rFonts w:eastAsiaTheme="majorEastAsia" w:cstheme="majorBidi"/>
       <w:color w:val="595959" w:themeColor="text1" w:themeTint="A6"/>
@@ -2728,7 +2859,7 @@
     <w:link w:val="Heading8"/>
     <w:uiPriority w:val="9"/>
     <w:semiHidden/>
-    <w:rsid w:val="009D6D74"/>
+    <w:rsid w:val="00531CF7"/>
     <w:rPr>
       <w:rFonts w:eastAsiaTheme="majorEastAsia" w:cstheme="majorBidi"/>
       <w:i/>
@@ -2742,7 +2873,7 @@
     <w:link w:val="Heading9"/>
     <w:uiPriority w:val="9"/>
     <w:semiHidden/>
-    <w:rsid w:val="009D6D74"/>
+    <w:rsid w:val="00531CF7"/>
     <w:rPr>
       <w:rFonts w:eastAsiaTheme="majorEastAsia" w:cstheme="majorBidi"/>
       <w:color w:val="272727" w:themeColor="text1" w:themeTint="D8"/>
@@ -2755,7 +2886,7 @@
     <w:link w:val="TitleChar"/>
     <w:uiPriority w:val="10"/>
     <w:qFormat/>
-    <w:rsid w:val="009D6D74"/>
+    <w:rsid w:val="00531CF7"/>
     <w:pPr>
       <w:spacing w:after="80" w:line="240" w:lineRule="auto"/>
       <w:contextualSpacing/>
@@ -2773,7 +2904,7 @@
     <w:basedOn w:val="DefaultParagraphFont"/>
     <w:link w:val="Title"/>
     <w:uiPriority w:val="10"/>
-    <w:rsid w:val="009D6D74"/>
+    <w:rsid w:val="00531CF7"/>
     <w:rPr>
       <w:rFonts w:asciiTheme="majorHAnsi" w:eastAsiaTheme="majorEastAsia" w:hAnsiTheme="majorHAnsi" w:cstheme="majorBidi"/>
       <w:spacing w:val="-10"/>
@@ -2789,7 +2920,7 @@
     <w:link w:val="SubtitleChar"/>
     <w:uiPriority w:val="11"/>
     <w:qFormat/>
-    <w:rsid w:val="009D6D74"/>
+    <w:rsid w:val="00531CF7"/>
     <w:pPr>
       <w:numPr>
         <w:ilvl w:val="1"/>
@@ -2808,7 +2939,7 @@
     <w:basedOn w:val="DefaultParagraphFont"/>
     <w:link w:val="Subtitle"/>
     <w:uiPriority w:val="11"/>
-    <w:rsid w:val="009D6D74"/>
+    <w:rsid w:val="00531CF7"/>
     <w:rPr>
       <w:rFonts w:eastAsiaTheme="majorEastAsia" w:cstheme="majorBidi"/>
       <w:color w:val="595959" w:themeColor="text1" w:themeTint="A6"/>
@@ -2824,7 +2955,7 @@
     <w:link w:val="QuoteChar"/>
     <w:uiPriority w:val="29"/>
     <w:qFormat/>
-    <w:rsid w:val="009D6D74"/>
+    <w:rsid w:val="00531CF7"/>
     <w:pPr>
       <w:spacing w:before="160"/>
       <w:jc w:val="center"/>
@@ -2840,7 +2971,7 @@
     <w:basedOn w:val="DefaultParagraphFont"/>
     <w:link w:val="Quote"/>
     <w:uiPriority w:val="29"/>
-    <w:rsid w:val="009D6D74"/>
+    <w:rsid w:val="00531CF7"/>
     <w:rPr>
       <w:i/>
       <w:iCs/>
@@ -2852,7 +2983,7 @@
     <w:basedOn w:val="Normal"/>
     <w:uiPriority w:val="34"/>
     <w:qFormat/>
-    <w:rsid w:val="009D6D74"/>
+    <w:rsid w:val="00531CF7"/>
     <w:pPr>
       <w:ind w:left="720"/>
       <w:contextualSpacing/>
@@ -2863,7 +2994,7 @@
     <w:basedOn w:val="DefaultParagraphFont"/>
     <w:uiPriority w:val="21"/>
     <w:qFormat/>
-    <w:rsid w:val="009D6D74"/>
+    <w:rsid w:val="00531CF7"/>
     <w:rPr>
       <w:i/>
       <w:iCs/>
@@ -2877,7 +3008,7 @@
     <w:link w:val="IntenseQuoteChar"/>
     <w:uiPriority w:val="30"/>
     <w:qFormat/>
-    <w:rsid w:val="009D6D74"/>
+    <w:rsid w:val="00531CF7"/>
     <w:pPr>
       <w:pBdr>
         <w:top w:val="single" w:sz="4" w:space="10" w:color="2F5496" w:themeColor="accent1" w:themeShade="BF"/>
@@ -2898,7 +3029,7 @@
     <w:basedOn w:val="DefaultParagraphFont"/>
     <w:link w:val="IntenseQuote"/>
     <w:uiPriority w:val="30"/>
-    <w:rsid w:val="009D6D74"/>
+    <w:rsid w:val="00531CF7"/>
     <w:rPr>
       <w:i/>
       <w:iCs/>
@@ -2910,7 +3041,7 @@
     <w:basedOn w:val="DefaultParagraphFont"/>
     <w:uiPriority w:val="32"/>
     <w:qFormat/>
-    <w:rsid w:val="009D6D74"/>
+    <w:rsid w:val="00531CF7"/>
     <w:rPr>
       <w:b/>
       <w:bCs/>
